--- a/assets/libreoffice_writ_njc/43b0833a-2da6-43e7-a8e3-93790bc2579a/Proposal_L3_07.docx
+++ b/assets/libreoffice_writ_njc/43b0833a-2da6-43e7-a8e3-93790bc2579a/Proposal_L3_07.docx
@@ -6,14 +6,7 @@
       <w:pPr>
         <w:pStyle w:val="Title"/>
         <w:jc w:val="center"/>
-        <w:rPr>
-          <w:rFonts w:ascii="Georgia" w:hAnsi="Georgia"/>
-          <w:b/>
-          <w:b/>
-          <w:bCs/>
-          <w:sz w:val="40"/>
-          <w:szCs w:val="40"/>
-        </w:rPr>
+        <w:rPr/>
       </w:pPr>
       <w:r>
         <w:rPr>
@@ -58,12 +51,13 @@
       <w:pPr>
         <w:pStyle w:val="Heading1"/>
         <w:rPr>
-          <w:rFonts w:ascii="Georgia" w:hAnsi="Georgia"/>
+          <w:color w:val="2A6099"/>
         </w:rPr>
       </w:pPr>
       <w:r>
         <w:rPr>
           <w:rFonts w:ascii="Georgia" w:hAnsi="Georgia"/>
+          <w:color w:val="2A6099"/>
         </w:rPr>
         <w:t>Background</w:t>
       </w:r>
@@ -86,12 +80,13 @@
       <w:pPr>
         <w:pStyle w:val="Heading1"/>
         <w:rPr>
-          <w:rFonts w:ascii="Georgia" w:hAnsi="Georgia"/>
+          <w:color w:val="2A6099"/>
         </w:rPr>
       </w:pPr>
       <w:r>
         <w:rPr>
           <w:rFonts w:ascii="Georgia" w:hAnsi="Georgia"/>
+          <w:color w:val="2A6099"/>
         </w:rPr>
         <w:t>Objectives</w:t>
       </w:r>
@@ -114,12 +109,13 @@
       <w:pPr>
         <w:pStyle w:val="Heading1"/>
         <w:rPr>
-          <w:rFonts w:ascii="Georgia" w:hAnsi="Georgia"/>
+          <w:color w:val="2A6099"/>
         </w:rPr>
       </w:pPr>
       <w:r>
         <w:rPr>
           <w:rFonts w:ascii="Georgia" w:hAnsi="Georgia"/>
+          <w:color w:val="2A6099"/>
         </w:rPr>
         <w:t>Scope of Work</w:t>
       </w:r>
@@ -142,12 +138,13 @@
       <w:pPr>
         <w:pStyle w:val="Heading1"/>
         <w:rPr>
-          <w:rFonts w:ascii="Georgia" w:hAnsi="Georgia"/>
+          <w:color w:val="2A6099"/>
         </w:rPr>
       </w:pPr>
       <w:r>
         <w:rPr>
           <w:rFonts w:ascii="Georgia" w:hAnsi="Georgia"/>
+          <w:color w:val="2A6099"/>
         </w:rPr>
         <w:t>Budget</w:t>
       </w:r>
@@ -170,12 +167,13 @@
       <w:pPr>
         <w:pStyle w:val="Heading1"/>
         <w:rPr>
-          <w:rFonts w:ascii="Georgia" w:hAnsi="Georgia"/>
+          <w:color w:val="2A6099"/>
         </w:rPr>
       </w:pPr>
       <w:r>
         <w:rPr>
           <w:rFonts w:ascii="Georgia" w:hAnsi="Georgia"/>
+          <w:color w:val="2A6099"/>
         </w:rPr>
         <w:t>Expected Benefits</w:t>
       </w:r>
@@ -251,6 +249,7 @@
         </w:tabs>
         <w:ind w:left="1080" w:hanging="360"/>
       </w:pPr>
+      <w:rPr/>
     </w:lvl>
     <w:lvl w:ilvl="2">
       <w:start w:val="1"/>
@@ -263,6 +262,7 @@
         </w:tabs>
         <w:ind w:left="1440" w:hanging="360"/>
       </w:pPr>
+      <w:rPr/>
     </w:lvl>
     <w:lvl w:ilvl="3">
       <w:start w:val="1"/>
@@ -275,6 +275,7 @@
         </w:tabs>
         <w:ind w:left="1800" w:hanging="360"/>
       </w:pPr>
+      <w:rPr/>
     </w:lvl>
     <w:lvl w:ilvl="4">
       <w:start w:val="1"/>
@@ -287,6 +288,7 @@
         </w:tabs>
         <w:ind w:left="2160" w:hanging="360"/>
       </w:pPr>
+      <w:rPr/>
     </w:lvl>
     <w:lvl w:ilvl="5">
       <w:start w:val="1"/>
@@ -299,6 +301,7 @@
         </w:tabs>
         <w:ind w:left="2520" w:hanging="360"/>
       </w:pPr>
+      <w:rPr/>
     </w:lvl>
     <w:lvl w:ilvl="6">
       <w:start w:val="1"/>
@@ -311,6 +314,7 @@
         </w:tabs>
         <w:ind w:left="2880" w:hanging="360"/>
       </w:pPr>
+      <w:rPr/>
     </w:lvl>
     <w:lvl w:ilvl="7">
       <w:start w:val="1"/>
@@ -323,6 +327,7 @@
         </w:tabs>
         <w:ind w:left="3240" w:hanging="360"/>
       </w:pPr>
+      <w:rPr/>
     </w:lvl>
     <w:lvl w:ilvl="8">
       <w:start w:val="1"/>
@@ -335,6 +340,7 @@
         </w:tabs>
         <w:ind w:left="3600" w:hanging="360"/>
       </w:pPr>
+      <w:rPr/>
     </w:lvl>
   </w:abstractNum>
   <w:abstractNum w:abstractNumId="2">
@@ -364,6 +370,7 @@
         </w:tabs>
         <w:ind w:left="1080" w:hanging="360"/>
       </w:pPr>
+      <w:rPr/>
     </w:lvl>
     <w:lvl w:ilvl="2">
       <w:start w:val="1"/>
@@ -376,6 +383,7 @@
         </w:tabs>
         <w:ind w:left="1440" w:hanging="360"/>
       </w:pPr>
+      <w:rPr/>
     </w:lvl>
     <w:lvl w:ilvl="3">
       <w:start w:val="1"/>
@@ -388,6 +396,7 @@
         </w:tabs>
         <w:ind w:left="1800" w:hanging="360"/>
       </w:pPr>
+      <w:rPr/>
     </w:lvl>
     <w:lvl w:ilvl="4">
       <w:start w:val="1"/>
@@ -400,6 +409,7 @@
         </w:tabs>
         <w:ind w:left="2160" w:hanging="360"/>
       </w:pPr>
+      <w:rPr/>
     </w:lvl>
     <w:lvl w:ilvl="5">
       <w:start w:val="1"/>
@@ -412,6 +422,7 @@
         </w:tabs>
         <w:ind w:left="2520" w:hanging="360"/>
       </w:pPr>
+      <w:rPr/>
     </w:lvl>
     <w:lvl w:ilvl="6">
       <w:start w:val="1"/>
@@ -424,6 +435,7 @@
         </w:tabs>
         <w:ind w:left="2880" w:hanging="360"/>
       </w:pPr>
+      <w:rPr/>
     </w:lvl>
     <w:lvl w:ilvl="7">
       <w:start w:val="1"/>
@@ -436,6 +448,7 @@
         </w:tabs>
         <w:ind w:left="3240" w:hanging="360"/>
       </w:pPr>
+      <w:rPr/>
     </w:lvl>
     <w:lvl w:ilvl="8">
       <w:start w:val="1"/>
@@ -448,6 +461,7 @@
         </w:tabs>
         <w:ind w:left="3600" w:hanging="360"/>
       </w:pPr>
+      <w:rPr/>
     </w:lvl>
   </w:abstractNum>
   <w:abstractNum w:abstractNumId="3">
@@ -477,6 +491,7 @@
         </w:tabs>
         <w:ind w:left="1080" w:hanging="360"/>
       </w:pPr>
+      <w:rPr/>
     </w:lvl>
     <w:lvl w:ilvl="2">
       <w:start w:val="1"/>
@@ -489,6 +504,7 @@
         </w:tabs>
         <w:ind w:left="1440" w:hanging="360"/>
       </w:pPr>
+      <w:rPr/>
     </w:lvl>
     <w:lvl w:ilvl="3">
       <w:start w:val="1"/>
@@ -501,6 +517,7 @@
         </w:tabs>
         <w:ind w:left="1800" w:hanging="360"/>
       </w:pPr>
+      <w:rPr/>
     </w:lvl>
     <w:lvl w:ilvl="4">
       <w:start w:val="1"/>
@@ -513,6 +530,7 @@
         </w:tabs>
         <w:ind w:left="2160" w:hanging="360"/>
       </w:pPr>
+      <w:rPr/>
     </w:lvl>
     <w:lvl w:ilvl="5">
       <w:start w:val="1"/>
@@ -525,6 +543,7 @@
         </w:tabs>
         <w:ind w:left="2520" w:hanging="360"/>
       </w:pPr>
+      <w:rPr/>
     </w:lvl>
     <w:lvl w:ilvl="6">
       <w:start w:val="1"/>
@@ -537,6 +556,7 @@
         </w:tabs>
         <w:ind w:left="2880" w:hanging="360"/>
       </w:pPr>
+      <w:rPr/>
     </w:lvl>
     <w:lvl w:ilvl="7">
       <w:start w:val="1"/>
@@ -549,6 +569,7 @@
         </w:tabs>
         <w:ind w:left="3240" w:hanging="360"/>
       </w:pPr>
+      <w:rPr/>
     </w:lvl>
     <w:lvl w:ilvl="8">
       <w:start w:val="1"/>
@@ -561,6 +582,7 @@
         </w:tabs>
         <w:ind w:left="3600" w:hanging="360"/>
       </w:pPr>
+      <w:rPr/>
     </w:lvl>
   </w:abstractNum>
   <w:abstractNum w:abstractNumId="4">
@@ -588,6 +610,7 @@
         </w:tabs>
         <w:ind w:left="1080" w:hanging="360"/>
       </w:pPr>
+      <w:rPr/>
     </w:lvl>
     <w:lvl w:ilvl="2">
       <w:start w:val="1"/>
@@ -600,6 +623,7 @@
         </w:tabs>
         <w:ind w:left="1440" w:hanging="360"/>
       </w:pPr>
+      <w:rPr/>
     </w:lvl>
     <w:lvl w:ilvl="3">
       <w:start w:val="1"/>
@@ -612,6 +636,7 @@
         </w:tabs>
         <w:ind w:left="1800" w:hanging="360"/>
       </w:pPr>
+      <w:rPr/>
     </w:lvl>
     <w:lvl w:ilvl="4">
       <w:start w:val="1"/>
@@ -624,6 +649,7 @@
         </w:tabs>
         <w:ind w:left="2160" w:hanging="360"/>
       </w:pPr>
+      <w:rPr/>
     </w:lvl>
     <w:lvl w:ilvl="5">
       <w:start w:val="1"/>
@@ -636,6 +662,7 @@
         </w:tabs>
         <w:ind w:left="2520" w:hanging="360"/>
       </w:pPr>
+      <w:rPr/>
     </w:lvl>
     <w:lvl w:ilvl="6">
       <w:start w:val="1"/>
@@ -648,6 +675,7 @@
         </w:tabs>
         <w:ind w:left="2880" w:hanging="360"/>
       </w:pPr>
+      <w:rPr/>
     </w:lvl>
     <w:lvl w:ilvl="7">
       <w:start w:val="1"/>
@@ -660,6 +688,7 @@
         </w:tabs>
         <w:ind w:left="3240" w:hanging="360"/>
       </w:pPr>
+      <w:rPr/>
     </w:lvl>
     <w:lvl w:ilvl="8">
       <w:start w:val="1"/>
@@ -672,6 +701,7 @@
         </w:tabs>
         <w:ind w:left="3600" w:hanging="360"/>
       </w:pPr>
+      <w:rPr/>
     </w:lvl>
   </w:abstractNum>
   <w:abstractNum w:abstractNumId="5">
@@ -699,6 +729,7 @@
         </w:tabs>
         <w:ind w:left="1080" w:hanging="360"/>
       </w:pPr>
+      <w:rPr/>
     </w:lvl>
     <w:lvl w:ilvl="2">
       <w:start w:val="1"/>
@@ -711,6 +742,7 @@
         </w:tabs>
         <w:ind w:left="1440" w:hanging="360"/>
       </w:pPr>
+      <w:rPr/>
     </w:lvl>
     <w:lvl w:ilvl="3">
       <w:start w:val="1"/>
@@ -723,6 +755,7 @@
         </w:tabs>
         <w:ind w:left="1800" w:hanging="360"/>
       </w:pPr>
+      <w:rPr/>
     </w:lvl>
     <w:lvl w:ilvl="4">
       <w:start w:val="1"/>
@@ -735,6 +768,7 @@
         </w:tabs>
         <w:ind w:left="2160" w:hanging="360"/>
       </w:pPr>
+      <w:rPr/>
     </w:lvl>
     <w:lvl w:ilvl="5">
       <w:start w:val="1"/>
@@ -747,6 +781,7 @@
         </w:tabs>
         <w:ind w:left="2520" w:hanging="360"/>
       </w:pPr>
+      <w:rPr/>
     </w:lvl>
     <w:lvl w:ilvl="6">
       <w:start w:val="1"/>
@@ -759,6 +794,7 @@
         </w:tabs>
         <w:ind w:left="2880" w:hanging="360"/>
       </w:pPr>
+      <w:rPr/>
     </w:lvl>
     <w:lvl w:ilvl="7">
       <w:start w:val="1"/>
@@ -771,6 +807,7 @@
         </w:tabs>
         <w:ind w:left="3240" w:hanging="360"/>
       </w:pPr>
+      <w:rPr/>
     </w:lvl>
     <w:lvl w:ilvl="8">
       <w:start w:val="1"/>
@@ -783,6 +820,7 @@
         </w:tabs>
         <w:ind w:left="3600" w:hanging="360"/>
       </w:pPr>
+      <w:rPr/>
     </w:lvl>
   </w:abstractNum>
   <w:abstractNum w:abstractNumId="6">
@@ -810,6 +848,7 @@
         </w:tabs>
         <w:ind w:left="1080" w:hanging="360"/>
       </w:pPr>
+      <w:rPr/>
     </w:lvl>
     <w:lvl w:ilvl="2">
       <w:start w:val="1"/>
@@ -822,6 +861,7 @@
         </w:tabs>
         <w:ind w:left="1440" w:hanging="360"/>
       </w:pPr>
+      <w:rPr/>
     </w:lvl>
     <w:lvl w:ilvl="3">
       <w:start w:val="1"/>
@@ -834,6 +874,7 @@
         </w:tabs>
         <w:ind w:left="1800" w:hanging="360"/>
       </w:pPr>
+      <w:rPr/>
     </w:lvl>
     <w:lvl w:ilvl="4">
       <w:start w:val="1"/>
@@ -846,6 +887,7 @@
         </w:tabs>
         <w:ind w:left="2160" w:hanging="360"/>
       </w:pPr>
+      <w:rPr/>
     </w:lvl>
     <w:lvl w:ilvl="5">
       <w:start w:val="1"/>
@@ -858,6 +900,7 @@
         </w:tabs>
         <w:ind w:left="2520" w:hanging="360"/>
       </w:pPr>
+      <w:rPr/>
     </w:lvl>
     <w:lvl w:ilvl="6">
       <w:start w:val="1"/>
@@ -870,6 +913,7 @@
         </w:tabs>
         <w:ind w:left="2880" w:hanging="360"/>
       </w:pPr>
+      <w:rPr/>
     </w:lvl>
     <w:lvl w:ilvl="7">
       <w:start w:val="1"/>
@@ -882,6 +926,7 @@
         </w:tabs>
         <w:ind w:left="3240" w:hanging="360"/>
       </w:pPr>
+      <w:rPr/>
     </w:lvl>
     <w:lvl w:ilvl="8">
       <w:start w:val="1"/>
@@ -894,6 +939,7 @@
         </w:tabs>
         <w:ind w:left="3600" w:hanging="360"/>
       </w:pPr>
+      <w:rPr/>
     </w:lvl>
   </w:abstractNum>
   <w:abstractNum w:abstractNumId="7">
@@ -1201,6 +1247,7 @@
     <w:rsid w:val="00fc693f"/>
     <w:pPr>
       <w:widowControl/>
+      <w:suppressAutoHyphens w:val="true"/>
       <w:bidi w:val="0"/>
       <w:spacing w:lineRule="auto" w:line="276" w:before="0" w:after="200"/>
       <w:jc w:val="left"/>
@@ -1893,6 +1940,7 @@
     <w:rsid w:val="00fc693f"/>
     <w:pPr>
       <w:widowControl/>
+      <w:suppressAutoHyphens w:val="true"/>
       <w:bidi w:val="0"/>
       <w:spacing w:lineRule="auto" w:line="240" w:before="0" w:after="0"/>
       <w:jc w:val="left"/>
@@ -1991,24 +2039,29 @@
       <w:szCs w:val="16"/>
     </w:rPr>
   </w:style>
-  <w:style w:type="paragraph" w:styleId="List2">
+  <w:style w:type="paragraph" w:styleId="ListBullet3">
     <w:name w:val="List Bullet 3"/>
     <w:basedOn w:val="Normal"/>
     <w:uiPriority w:val="99"/>
     <w:unhideWhenUsed/>
+    <w:qFormat/>
     <w:rsid w:val="00326f90"/>
     <w:pPr>
+      <w:numPr>
+        <w:ilvl w:val="0"/>
+        <w:numId w:val="3"/>
+      </w:numPr>
       <w:spacing w:before="0" w:after="200"/>
-      <w:ind w:left="720" w:hanging="360"/>
       <w:contextualSpacing/>
     </w:pPr>
     <w:rPr/>
   </w:style>
-  <w:style w:type="paragraph" w:styleId="List3">
+  <w:style w:type="paragraph" w:styleId="ListBullet4">
     <w:name w:val="List Bullet 4"/>
     <w:basedOn w:val="Normal"/>
     <w:uiPriority w:val="99"/>
     <w:unhideWhenUsed/>
+    <w:qFormat/>
     <w:rsid w:val="00326f90"/>
     <w:pPr>
       <w:spacing w:before="0" w:after="200"/>
@@ -2045,23 +2098,6 @@
       <w:numPr>
         <w:ilvl w:val="0"/>
         <w:numId w:val="2"/>
-      </w:numPr>
-      <w:spacing w:before="0" w:after="200"/>
-      <w:contextualSpacing/>
-    </w:pPr>
-    <w:rPr/>
-  </w:style>
-  <w:style w:type="paragraph" w:styleId="ListBullet3">
-    <w:name w:val="List Bullet 3"/>
-    <w:basedOn w:val="Normal"/>
-    <w:uiPriority w:val="99"/>
-    <w:unhideWhenUsed/>
-    <w:qFormat/>
-    <w:rsid w:val="00326f90"/>
-    <w:pPr>
-      <w:numPr>
-        <w:ilvl w:val="0"/>
-        <w:numId w:val="3"/>
       </w:numPr>
       <w:spacing w:before="0" w:after="200"/>
       <w:contextualSpacing/>
@@ -2180,6 +2216,7 @@
         <w:tab w:val="left" w:pos="3456" w:leader="none"/>
         <w:tab w:val="left" w:pos="4032" w:leader="none"/>
       </w:tabs>
+      <w:suppressAutoHyphens w:val="true"/>
       <w:bidi w:val="0"/>
       <w:spacing w:lineRule="auto" w:line="276" w:before="0" w:after="200"/>
       <w:jc w:val="left"/>

--- a/assets/libreoffice_writ_njc/43b0833a-2da6-43e7-a8e3-93790bc2579a/Proposal_L3_07.docx
+++ b/assets/libreoffice_writ_njc/43b0833a-2da6-43e7-a8e3-93790bc2579a/Proposal_L3_07.docx
@@ -5,8 +5,12 @@
     <w:p>
       <w:pPr>
         <w:pStyle w:val="Title"/>
-        <w:jc w:val="center"/>
-        <w:rPr/>
+        <w:jc w:val="right"/>
+        <w:rPr>
+          <w:b/>
+          <w:b/>
+          <w:bCs/>
+        </w:rPr>
       </w:pPr>
       <w:r>
         <w:rPr>
@@ -51,13 +55,13 @@
       <w:pPr>
         <w:pStyle w:val="Heading1"/>
         <w:rPr>
-          <w:color w:val="2A6099"/>
+          <w:color w:val="00008B"/>
         </w:rPr>
       </w:pPr>
       <w:r>
         <w:rPr>
           <w:rFonts w:ascii="Georgia" w:hAnsi="Georgia"/>
-          <w:color w:val="2A6099"/>
+          <w:color w:val="00008B"/>
         </w:rPr>
         <w:t>Background</w:t>
       </w:r>
@@ -86,7 +90,7 @@
       <w:r>
         <w:rPr>
           <w:rFonts w:ascii="Georgia" w:hAnsi="Georgia"/>
-          <w:color w:val="2A6099"/>
+          <w:color w:val="00008B"/>
         </w:rPr>
         <w:t>Objectives</w:t>
       </w:r>
@@ -117,7 +121,21 @@
           <w:rFonts w:ascii="Georgia" w:hAnsi="Georgia"/>
           <w:color w:val="2A6099"/>
         </w:rPr>
-        <w:t>Scope of Work</w:t>
+        <w:t xml:space="preserve">Scope </w:t>
+      </w:r>
+      <w:r>
+        <w:rPr>
+          <w:rFonts w:ascii="Georgia" w:hAnsi="Georgia"/>
+          <w:color w:val="00008B"/>
+        </w:rPr>
+        <w:t>of</w:t>
+      </w:r>
+      <w:r>
+        <w:rPr>
+          <w:rFonts w:ascii="Georgia" w:hAnsi="Georgia"/>
+          <w:color w:val="2A6099"/>
+        </w:rPr>
+        <w:t xml:space="preserve"> Work</w:t>
       </w:r>
     </w:p>
     <w:p>
@@ -144,7 +162,7 @@
       <w:r>
         <w:rPr>
           <w:rFonts w:ascii="Georgia" w:hAnsi="Georgia"/>
-          <w:color w:val="2A6099"/>
+          <w:color w:val="00008B"/>
         </w:rPr>
         <w:t>Budget</w:t>
       </w:r>
@@ -204,7 +222,22 @@
         <w:rPr>
           <w:rFonts w:ascii="Georgia" w:hAnsi="Georgia"/>
         </w:rPr>
-        <w:t>This proposal requires executive approval before implementation.</w:t>
+        <w:t>This proposal requires executive approval before implementation</w:t>
+      </w:r>
+    </w:p>
+    <w:p>
+      <w:pPr>
+        <w:pStyle w:val="Normal"/>
+        <w:spacing w:before="0" w:after="200"/>
+        <w:rPr>
+          <w:rFonts w:ascii="Georgia" w:hAnsi="Georgia"/>
+        </w:rPr>
+      </w:pPr>
+      <w:r>
+        <w:rPr>
+          <w:rFonts w:ascii="Georgia" w:hAnsi="Georgia"/>
+        </w:rPr>
+        <w:t>This proposal requires executive approval before implementation..</w:t>
       </w:r>
     </w:p>
     <w:sectPr>

--- a/assets/libreoffice_writ_njc/43b0833a-2da6-43e7-a8e3-93790bc2579a/Proposal_L3_07.docx
+++ b/assets/libreoffice_writ_njc/43b0833a-2da6-43e7-a8e3-93790bc2579a/Proposal_L3_07.docx
@@ -5,7 +5,7 @@
     <w:p>
       <w:pPr>
         <w:pStyle w:val="Title"/>
-        <w:jc w:val="right"/>
+        <w:jc w:val="center"/>
         <w:rPr>
           <w:b/>
           <w:b/>
@@ -17,6 +17,7 @@
           <w:rFonts w:ascii="Georgia" w:hAnsi="Georgia"/>
           <w:b/>
           <w:bCs/>
+          <w:color w:val="00008B"/>
           <w:sz w:val="40"/>
           <w:szCs w:val="40"/>
         </w:rPr>
@@ -27,12 +28,15 @@
       <w:pPr>
         <w:pStyle w:val="Normal"/>
         <w:rPr>
-          <w:rFonts w:ascii="Georgia" w:hAnsi="Georgia"/>
+          <w:sz w:val="40"/>
+          <w:szCs w:val="40"/>
         </w:rPr>
       </w:pPr>
       <w:r>
         <w:rPr>
           <w:rFonts w:ascii="Georgia" w:hAnsi="Georgia"/>
+          <w:sz w:val="40"/>
+          <w:szCs w:val="40"/>
         </w:rPr>
         <w:t>Submitted to: Board of Directors</w:t>
       </w:r>
@@ -41,12 +45,15 @@
       <w:pPr>
         <w:pStyle w:val="Normal"/>
         <w:rPr>
-          <w:rFonts w:ascii="Georgia" w:hAnsi="Georgia"/>
+          <w:sz w:val="40"/>
+          <w:szCs w:val="40"/>
         </w:rPr>
       </w:pPr>
       <w:r>
         <w:rPr>
           <w:rFonts w:ascii="Georgia" w:hAnsi="Georgia"/>
+          <w:sz w:val="40"/>
+          <w:szCs w:val="40"/>
         </w:rPr>
         <w:t>Date: March 15, 2025</w:t>
       </w:r>
@@ -55,6 +62,125 @@
       <w:pPr>
         <w:pStyle w:val="Heading1"/>
         <w:rPr>
+          <w:rFonts w:ascii="Georgia" w:hAnsi="Georgia"/>
+          <w:sz w:val="40"/>
+          <w:szCs w:val="40"/>
+        </w:rPr>
+      </w:pPr>
+      <w:r>
+        <w:rPr>
+          <w:rFonts w:ascii="Georgia" w:hAnsi="Georgia"/>
+          <w:sz w:val="40"/>
+          <w:szCs w:val="40"/>
+        </w:rPr>
+      </w:r>
+    </w:p>
+    <w:p>
+      <w:pPr>
+        <w:pStyle w:val="Normal"/>
+        <w:rPr>
+          <w:sz w:val="40"/>
+          <w:szCs w:val="40"/>
+        </w:rPr>
+      </w:pPr>
+      <w:r>
+        <w:rPr>
+          <w:rFonts w:ascii="Georgia" w:hAnsi="Georgia"/>
+          <w:sz w:val="40"/>
+          <w:szCs w:val="40"/>
+        </w:rPr>
+        <w:t>Phase 1 covers infrastructure assessment and cloud architecture design (First Quarter 2025). Phase 2 involves data migration and platform setup (Second-Third Quarter 2025). Phase 3 focuses on application modernization and user training (Fourth Quarter 2025). Phase 4 addresses optimization and handover (First Quarter 2026).</w:t>
+      </w:r>
+    </w:p>
+    <w:p>
+      <w:pPr>
+        <w:pStyle w:val="Normal"/>
+        <w:rPr>
+          <w:sz w:val="40"/>
+          <w:szCs w:val="40"/>
+        </w:rPr>
+      </w:pPr>
+      <w:r>
+        <w:rPr>
+          <w:rFonts w:ascii="Georgia" w:hAnsi="Georgia"/>
+          <w:sz w:val="40"/>
+          <w:szCs w:val="40"/>
+        </w:rPr>
+        <w:t>This proposal requires executive approval before implementation.</w:t>
+      </w:r>
+    </w:p>
+    <w:p>
+      <w:pPr>
+        <w:pStyle w:val="Heading1"/>
+        <w:rPr>
+          <w:color w:val="2A6099"/>
+        </w:rPr>
+      </w:pPr>
+      <w:r>
+        <w:rPr>
+          <w:rFonts w:ascii="Georgia" w:hAnsi="Georgia"/>
+          <w:color w:val="2A6099"/>
+          <w:sz w:val="40"/>
+          <w:szCs w:val="40"/>
+        </w:rPr>
+        <w:t>Budget</w:t>
+      </w:r>
+    </w:p>
+    <w:p>
+      <w:pPr>
+        <w:pStyle w:val="Normal"/>
+        <w:rPr>
+          <w:sz w:val="40"/>
+          <w:szCs w:val="40"/>
+        </w:rPr>
+      </w:pPr>
+      <w:r>
+        <w:rPr>
+          <w:rFonts w:ascii="Georgia" w:hAnsi="Georgia"/>
+          <w:sz w:val="40"/>
+          <w:szCs w:val="40"/>
+        </w:rPr>
+        <w:t>The total estimated budget for this initiative is $2.4 million over 12 months</w:t>
+      </w:r>
+    </w:p>
+    <w:p>
+      <w:pPr>
+        <w:pStyle w:val="Normal"/>
+        <w:rPr>
+          <w:sz w:val="40"/>
+          <w:szCs w:val="40"/>
+        </w:rPr>
+      </w:pPr>
+      <w:r>
+        <w:rPr>
+          <w:rFonts w:ascii="Georgia" w:hAnsi="Georgia"/>
+          <w:sz w:val="40"/>
+          <w:szCs w:val="40"/>
+        </w:rPr>
+        <w:t>This proposal requires executive approval before implementation.. Infrastructure costs account for 40%, professional</w:t>
+      </w:r>
+    </w:p>
+    <w:p>
+      <w:pPr>
+        <w:pStyle w:val="Normal"/>
+        <w:rPr>
+          <w:sz w:val="40"/>
+          <w:szCs w:val="40"/>
+        </w:rPr>
+      </w:pPr>
+      <w:r>
+        <w:rPr>
+          <w:rFonts w:ascii="Georgia" w:hAnsi="Georgia"/>
+          <w:sz w:val="40"/>
+          <w:szCs w:val="40"/>
+        </w:rPr>
+        <w:t>This proposal requires executive approval before implementation. services for 35%, software licenses for 15%, and training for 10%.</w:t>
+      </w:r>
+    </w:p>
+    <w:p>
+      <w:pPr>
+        <w:pStyle w:val="Heading1"/>
+        <w:rPr>
           <w:color w:val="00008B"/>
         </w:rPr>
       </w:pPr>
@@ -62,35 +188,79 @@
         <w:rPr>
           <w:rFonts w:ascii="Georgia" w:hAnsi="Georgia"/>
           <w:color w:val="00008B"/>
+          <w:sz w:val="40"/>
+          <w:szCs w:val="40"/>
         </w:rPr>
-        <w:t>Background</w:t>
+        <w:t>Expected Benefits</w:t>
       </w:r>
     </w:p>
     <w:p>
       <w:pPr>
         <w:pStyle w:val="Normal"/>
         <w:rPr>
-          <w:rFonts w:ascii="Georgia" w:hAnsi="Georgia"/>
+          <w:sz w:val="40"/>
+          <w:szCs w:val="40"/>
         </w:rPr>
       </w:pPr>
       <w:r>
         <w:rPr>
           <w:rFonts w:ascii="Georgia" w:hAnsi="Georgia"/>
+          <w:sz w:val="40"/>
+          <w:szCs w:val="40"/>
         </w:rPr>
-        <w:t>The current IT infrastructure has served the organization well for the past decade. However, increasing demands for real-time analytics, mobile workforce support, and cloud-native applications require a fundamental upgrade of our technology stack.</w:t>
+        <w:t xml:space="preserve">Upon completion, the organization will benefit from 99.9% system uptime, 60% reduction in infrastructure maintenance costs, real-time business intelligence capabilities, and enhanced security posture meeting ISO 27001 </w:t>
       </w:r>
-    </w:p>
-    <w:p>
-      <w:pPr>
-        <w:pStyle w:val="Heading1"/>
-        <w:rPr>
-          <w:color w:val="2A6099"/>
-        </w:rPr>
-      </w:pPr>
       <w:r>
         <w:rPr>
           <w:rFonts w:ascii="Georgia" w:hAnsi="Georgia"/>
           <w:color w:val="00008B"/>
+          <w:sz w:val="40"/>
+          <w:szCs w:val="40"/>
+        </w:rPr>
+        <w:t>standards.Background</w:t>
+      </w:r>
+    </w:p>
+    <w:p>
+      <w:pPr>
+        <w:pStyle w:val="Normal"/>
+        <w:rPr>
+          <w:sz w:val="40"/>
+          <w:szCs w:val="40"/>
+        </w:rPr>
+      </w:pPr>
+      <w:r>
+        <w:rPr>
+          <w:rFonts w:ascii="Georgia" w:hAnsi="Georgia"/>
+          <w:color w:val="00008B"/>
+          <w:sz w:val="40"/>
+          <w:szCs w:val="40"/>
+        </w:rPr>
+        <w:t>The current IT infrastructure has served the organization well for the past decade. However, increasing demands for real-time analytics, mobile workforce support, and cloud-native applications require a fundamental upgrade o</w:t>
+      </w:r>
+      <w:r>
+        <w:rPr>
+          <w:rFonts w:ascii="Georgia" w:hAnsi="Georgia"/>
+          <w:color w:val="2A6099"/>
+          <w:sz w:val="40"/>
+          <w:szCs w:val="40"/>
+        </w:rPr>
+        <w:t>f our technology stack.</w:t>
+      </w:r>
+    </w:p>
+    <w:p>
+      <w:pPr>
+        <w:pStyle w:val="Heading1"/>
+        <w:rPr>
+          <w:sz w:val="40"/>
+          <w:szCs w:val="40"/>
+        </w:rPr>
+      </w:pPr>
+      <w:r>
+        <w:rPr>
+          <w:rFonts w:ascii="Georgia" w:hAnsi="Georgia"/>
+          <w:color w:val="2A6099"/>
+          <w:sz w:val="40"/>
+          <w:szCs w:val="40"/>
         </w:rPr>
         <w:t>Objectives</w:t>
       </w:r>
@@ -99,145 +269,87 @@
       <w:pPr>
         <w:pStyle w:val="Normal"/>
         <w:rPr>
-          <w:rFonts w:ascii="Georgia" w:hAnsi="Georgia"/>
+          <w:sz w:val="40"/>
+          <w:szCs w:val="40"/>
         </w:rPr>
       </w:pPr>
       <w:r>
         <w:rPr>
           <w:rFonts w:ascii="Georgia" w:hAnsi="Georgia"/>
+          <w:color w:val="2A6099"/>
+          <w:sz w:val="40"/>
+          <w:szCs w:val="40"/>
         </w:rPr>
         <w:t>The primary objectives of this initiative are: migrate all on-premises workloads to a hybrid cloud environment, implement a modern data analytics platform, deploy mobile-first applications for field operations, and establish a robust cybersecurity framework.</w:t>
       </w:r>
     </w:p>
     <w:p>
       <w:pPr>
-        <w:pStyle w:val="Heading1"/>
+        <w:pStyle w:val="Normal"/>
+        <w:rPr>
+          <w:sz w:val="40"/>
+          <w:szCs w:val="40"/>
+        </w:rPr>
+      </w:pPr>
+      <w:r>
         <w:rPr>
           <w:color w:val="2A6099"/>
+          <w:sz w:val="40"/>
+          <w:szCs w:val="40"/>
         </w:rPr>
-      </w:pPr>
-      <w:r>
+        <w:t>This proposal requires executive approval before implementation.</w:t>
+      </w:r>
+    </w:p>
+    <w:p>
+      <w:pPr>
+        <w:pStyle w:val="Normal"/>
         <w:rPr>
-          <w:rFonts w:ascii="Georgia" w:hAnsi="Georgia"/>
-          <w:color w:val="2A6099"/>
+          <w:color w:val="00008B"/>
         </w:rPr>
-        <w:t xml:space="preserve">Scope </w:t>
-      </w:r>
+      </w:pPr>
       <w:r>
         <w:rPr>
           <w:rFonts w:ascii="Georgia" w:hAnsi="Georgia"/>
           <w:color w:val="00008B"/>
+          <w:sz w:val="40"/>
+          <w:szCs w:val="40"/>
         </w:rPr>
-        <w:t>of</w:t>
+        <w:t>Scope of Work</w:t>
       </w:r>
+    </w:p>
+    <w:p>
+      <w:pPr>
+        <w:pStyle w:val="Normal"/>
+        <w:spacing w:before="0" w:after="200"/>
+        <w:rPr>
+          <w:sz w:val="40"/>
+          <w:szCs w:val="40"/>
+        </w:rPr>
+      </w:pPr>
       <w:r>
         <w:rPr>
           <w:rFonts w:ascii="Georgia" w:hAnsi="Georgia"/>
-          <w:color w:val="2A6099"/>
+          <w:sz w:val="40"/>
+          <w:szCs w:val="40"/>
         </w:rPr>
-        <w:t xml:space="preserve"> Work</w:t>
+        <w:t>This proposal requires executive approval before implementation.This proposal requires executive approval before implementation.</w:t>
       </w:r>
     </w:p>
     <w:p>
       <w:pPr>
         <w:pStyle w:val="Normal"/>
+        <w:spacing w:before="0" w:after="200"/>
         <w:rPr>
-          <w:rFonts w:ascii="Georgia" w:hAnsi="Georgia"/>
+          <w:sz w:val="40"/>
+          <w:szCs w:val="40"/>
         </w:rPr>
       </w:pPr>
       <w:r>
         <w:rPr>
-          <w:rFonts w:ascii="Georgia" w:hAnsi="Georgia"/>
+          <w:sz w:val="40"/>
+          <w:szCs w:val="40"/>
         </w:rPr>
-        <w:t>Phase 1 covers infrastructure assessment and cloud architecture design (First Quarter 2025). Phase 2 involves data migration and platform setup (Second-Third Quarter 2025). Phase 3 focuses on application modernization and user training (Fourth Quarter 2025). Phase 4 addresses optimization and handover (First Quarter 2026).</w:t>
-      </w:r>
-    </w:p>
-    <w:p>
-      <w:pPr>
-        <w:pStyle w:val="Heading1"/>
-        <w:rPr>
-          <w:color w:val="2A6099"/>
-        </w:rPr>
-      </w:pPr>
-      <w:r>
-        <w:rPr>
-          <w:rFonts w:ascii="Georgia" w:hAnsi="Georgia"/>
-          <w:color w:val="00008B"/>
-        </w:rPr>
-        <w:t>Budget</w:t>
-      </w:r>
-    </w:p>
-    <w:p>
-      <w:pPr>
-        <w:pStyle w:val="Normal"/>
-        <w:rPr>
-          <w:rFonts w:ascii="Georgia" w:hAnsi="Georgia"/>
-        </w:rPr>
-      </w:pPr>
-      <w:r>
-        <w:rPr>
-          <w:rFonts w:ascii="Georgia" w:hAnsi="Georgia"/>
-        </w:rPr>
-        <w:t>The total estimated budget for this initiative is $2.4 million over 12 months. Infrastructure costs account for 40%, professional services for 35%, software licenses for 15%, and training for 10%.</w:t>
-      </w:r>
-    </w:p>
-    <w:p>
-      <w:pPr>
-        <w:pStyle w:val="Heading1"/>
-        <w:rPr>
-          <w:color w:val="2A6099"/>
-        </w:rPr>
-      </w:pPr>
-      <w:r>
-        <w:rPr>
-          <w:rFonts w:ascii="Georgia" w:hAnsi="Georgia"/>
-          <w:color w:val="2A6099"/>
-        </w:rPr>
-        <w:t>Expected Benefits</w:t>
-      </w:r>
-    </w:p>
-    <w:p>
-      <w:pPr>
-        <w:pStyle w:val="Normal"/>
-        <w:rPr>
-          <w:rFonts w:ascii="Georgia" w:hAnsi="Georgia"/>
-        </w:rPr>
-      </w:pPr>
-      <w:r>
-        <w:rPr>
-          <w:rFonts w:ascii="Georgia" w:hAnsi="Georgia"/>
-        </w:rPr>
-        <w:t>Upon completion, the organization will benefit from 99.9% system uptime, 60% reduction in infrastructure maintenance costs, real-time business intelligence capabilities, and enhanced security posture meeting ISO 27001 standards.</w:t>
-      </w:r>
-    </w:p>
-    <w:p>
-      <w:pPr>
-        <w:pStyle w:val="Normal"/>
-        <w:spacing w:before="0" w:after="200"/>
-        <w:rPr>
-          <w:rFonts w:ascii="Georgia" w:hAnsi="Georgia"/>
-        </w:rPr>
-      </w:pPr>
-      <w:r>
-        <w:rPr>
-          <w:rFonts w:ascii="Georgia" w:hAnsi="Georgia"/>
-        </w:rPr>
-        <w:t>This proposal requires executive approval before implementation</w:t>
-      </w:r>
-    </w:p>
-    <w:p>
-      <w:pPr>
-        <w:pStyle w:val="Normal"/>
-        <w:spacing w:before="0" w:after="200"/>
-        <w:rPr>
-          <w:rFonts w:ascii="Georgia" w:hAnsi="Georgia"/>
-        </w:rPr>
-      </w:pPr>
-      <w:r>
-        <w:rPr>
-          <w:rFonts w:ascii="Georgia" w:hAnsi="Georgia"/>
-        </w:rPr>
-        <w:t>This proposal requires executive approval before implementation..</w:t>
+        <w:t>This proposal requires executive approval before implementation.</w:t>
       </w:r>
     </w:p>
     <w:sectPr>
